--- a/docs/documento_requisitos.docx
+++ b/docs/documento_requisitos.docx
@@ -4,55 +4,30 @@
   <w:body>
     <w:p>
       <w:pPr>
+        <w:spacing w:after="160"/>
         <w:jc w:val="center"/>
       </w:pPr>
       <w:r>
         <w:rPr>
-          <w:rFonts w:ascii="Arial" w:hAnsi="Arial" w:eastAsia="Arial"/>
           <w:b/>
-          <w:sz w:val="36"/>
+          <w:color w:val="1F4E79"/>
+          <w:sz w:val="40"/>
         </w:rPr>
         <w:t>Documento de Requisitos</w:t>
       </w:r>
     </w:p>
     <w:p>
       <w:pPr>
+        <w:spacing w:after="320"/>
         <w:jc w:val="center"/>
       </w:pPr>
       <w:r>
         <w:rPr>
-          <w:rFonts w:ascii="Arial" w:hAnsi="Arial" w:eastAsia="Arial"/>
-          <w:b w:val="0"/>
-          <w:sz w:val="22"/>
+          <w:i/>
+          <w:color w:val="5A5A5A"/>
+          <w:sz w:val="20"/>
         </w:rPr>
-        <w:t>Desafio Integrador 2026 - FirewallSign</w:t>
-      </w:r>
-    </w:p>
-    <w:p/>
-    <w:p>
-      <w:pPr>
-        <w:pStyle w:val="Heading1"/>
-      </w:pPr>
-      <w:r>
-        <w:rPr>
-          <w:rFonts w:ascii="Arial" w:hAnsi="Arial" w:eastAsia="Arial"/>
-          <w:b/>
-          <w:sz w:val="28"/>
-        </w:rPr>
-        <w:t>1. Objetivo do sistema</w:t>
-      </w:r>
-    </w:p>
-    <w:p>
-      <w:pPr>
-        <w:spacing w:after="120"/>
-      </w:pPr>
-      <w:r>
-        <w:rPr>
-          <w:rFonts w:ascii="Arial" w:hAnsi="Arial" w:eastAsia="Arial"/>
-          <w:b w:val="0"/>
-          <w:sz w:val="22"/>
-        </w:rPr>
-        <w:t>O FirewallSign é um sistema web para cadastro de clientes, planos de firewall, assinaturas, relatórios gerenciais e análise estratégica de clientes. O objetivo é auxiliar gestores na visualização dos dados da empresa e apoiar a tomada de decisão.</w:t>
+        <w:t>FirewallSign - Desafio Integrador 2026</w:t>
       </w:r>
     </w:p>
     <w:p>
@@ -60,25 +35,15 @@
         <w:pStyle w:val="Heading1"/>
       </w:pPr>
       <w:r>
-        <w:rPr>
-          <w:rFonts w:ascii="Arial" w:hAnsi="Arial" w:eastAsia="Arial"/>
-          <w:b/>
-          <w:sz w:val="28"/>
-        </w:rPr>
-        <w:t>2. Escopo</w:t>
+        <w:t>1. Visão geral</w:t>
       </w:r>
     </w:p>
     <w:p>
       <w:pPr>
-        <w:spacing w:after="120"/>
+        <w:jc w:val="both"/>
       </w:pPr>
       <w:r>
-        <w:rPr>
-          <w:rFonts w:ascii="Arial" w:hAnsi="Arial" w:eastAsia="Arial"/>
-          <w:b w:val="0"/>
-          <w:sz w:val="22"/>
-        </w:rPr>
-        <w:t>O sistema considera planos de firewall como produtos e assinaturas como pedidos ou contratações. Essa adaptação mantém a lógica do desafio, aplicando o domínio para um negócio de segurança digital.</w:t>
+        <w:t>O FirewallSign é um sistema web desenvolvido para apoiar a gestão de clientes, planos de firewall, assinaturas, relatórios gerenciais e crescimento estratégico. A aplicação permite organizar os dados da empresa e transformar informações operacionais em indicadores úteis para tomada de decisão.</w:t>
       </w:r>
     </w:p>
     <w:p>
@@ -86,51 +51,15 @@
         <w:pStyle w:val="Heading1"/>
       </w:pPr>
       <w:r>
-        <w:rPr>
-          <w:rFonts w:ascii="Arial" w:hAnsi="Arial" w:eastAsia="Arial"/>
-          <w:b/>
-          <w:sz w:val="28"/>
-        </w:rPr>
-        <w:t>3. Usuários</w:t>
+        <w:t>2. Escopo do sistema</w:t>
       </w:r>
     </w:p>
     <w:p>
       <w:pPr>
-        <w:pStyle w:val="ListBullet"/>
+        <w:jc w:val="both"/>
       </w:pPr>
       <w:r>
-        <w:rPr>
-          <w:rFonts w:ascii="Arial" w:hAnsi="Arial" w:eastAsia="Arial"/>
-          <w:b w:val="0"/>
-          <w:sz w:val="22"/>
-        </w:rPr>
-        <w:t>Administrador do sistema: gerencia clientes, planos e assinaturas.</w:t>
-      </w:r>
-    </w:p>
-    <w:p>
-      <w:pPr>
-        <w:pStyle w:val="ListBullet"/>
-      </w:pPr>
-      <w:r>
-        <w:rPr>
-          <w:rFonts w:ascii="Arial" w:hAnsi="Arial" w:eastAsia="Arial"/>
-          <w:b w:val="0"/>
-          <w:sz w:val="22"/>
-        </w:rPr>
-        <w:t>Gestor: consulta relatórios e indicadores de crescimento estratégico.</w:t>
-      </w:r>
-    </w:p>
-    <w:p>
-      <w:pPr>
-        <w:pStyle w:val="ListBullet"/>
-      </w:pPr>
-      <w:r>
-        <w:rPr>
-          <w:rFonts w:ascii="Arial" w:hAnsi="Arial" w:eastAsia="Arial"/>
-          <w:b w:val="0"/>
-          <w:sz w:val="22"/>
-        </w:rPr>
-        <w:t>Equipe comercial: acompanha clientes com risco de churn e propensão de compra.</w:t>
+        <w:t>O sistema contempla o cadastro de clientes, o cadastro de planos de firewall, o registro de assinaturas, a visualização de relatórios e a análise estratégica dos clientes por meio de um modelo Random Forest.</w:t>
       </w:r>
     </w:p>
     <w:p>
@@ -138,12 +67,7 @@
         <w:pStyle w:val="Heading1"/>
       </w:pPr>
       <w:r>
-        <w:rPr>
-          <w:rFonts w:ascii="Arial" w:hAnsi="Arial" w:eastAsia="Arial"/>
-          <w:b/>
-          <w:sz w:val="28"/>
-        </w:rPr>
-        <w:t>4. Requisitos funcionais</w:t>
+        <w:t>3. Requisitos funcionais</w:t>
       </w:r>
     </w:p>
     <w:tbl>
@@ -154,20 +78,20 @@
         <w:tblLook w:firstColumn="1" w:firstRow="1" w:lastColumn="0" w:lastRow="0" w:noHBand="0" w:noVBand="1" w:val="04A0"/>
       </w:tblPr>
       <w:tblGrid>
-        <w:gridCol w:w="4968"/>
-        <w:gridCol w:w="4968"/>
+        <w:gridCol w:w="5040"/>
+        <w:gridCol w:w="5040"/>
       </w:tblGrid>
       <w:tr>
         <w:tc>
           <w:tcPr>
-            <w:tcW w:type="dxa" w:w="4968"/>
+            <w:tcW w:type="dxa" w:w="5040"/>
+            <w:vAlign w:val="center"/>
             <w:shd w:fill="D9EAF7"/>
-            <w:vAlign w:val="center"/>
           </w:tcPr>
           <w:p>
+            <w:r/>
             <w:r>
               <w:rPr>
-                <w:rFonts w:ascii="Arial" w:hAnsi="Arial" w:eastAsia="Arial"/>
                 <w:b/>
                 <w:sz w:val="20"/>
               </w:rPr>
@@ -177,14 +101,14 @@
         </w:tc>
         <w:tc>
           <w:tcPr>
-            <w:tcW w:type="dxa" w:w="4968"/>
+            <w:tcW w:type="dxa" w:w="5040"/>
+            <w:vAlign w:val="center"/>
             <w:shd w:fill="D9EAF7"/>
-            <w:vAlign w:val="center"/>
           </w:tcPr>
           <w:p>
+            <w:r/>
             <w:r>
               <w:rPr>
-                <w:rFonts w:ascii="Arial" w:hAnsi="Arial" w:eastAsia="Arial"/>
                 <w:b/>
                 <w:sz w:val="20"/>
               </w:rPr>
@@ -196,12 +120,13 @@
       <w:tr>
         <w:tc>
           <w:tcPr>
-            <w:tcW w:type="dxa" w:w="4968"/>
+            <w:tcW w:type="dxa" w:w="5040"/>
+            <w:vAlign w:val="center"/>
           </w:tcPr>
           <w:p>
+            <w:r/>
             <w:r>
               <w:rPr>
-                <w:rFonts w:ascii="Arial" w:hAnsi="Arial" w:eastAsia="Arial"/>
                 <w:b w:val="0"/>
                 <w:sz w:val="20"/>
               </w:rPr>
@@ -211,16 +136,17 @@
         </w:tc>
         <w:tc>
           <w:tcPr>
-            <w:tcW w:type="dxa" w:w="4968"/>
+            <w:tcW w:type="dxa" w:w="5040"/>
+            <w:vAlign w:val="center"/>
           </w:tcPr>
           <w:p>
+            <w:r/>
             <w:r>
               <w:rPr>
-                <w:rFonts w:ascii="Arial" w:hAnsi="Arial" w:eastAsia="Arial"/>
                 <w:b w:val="0"/>
                 <w:sz w:val="20"/>
               </w:rPr>
-              <w:t>Cadastrar, listar, editar e excluir clientes.</w:t>
+              <w:t>Permitir cadastrar, listar, editar e excluir clientes.</w:t>
             </w:r>
           </w:p>
         </w:tc>
@@ -228,12 +154,13 @@
       <w:tr>
         <w:tc>
           <w:tcPr>
-            <w:tcW w:type="dxa" w:w="4968"/>
+            <w:tcW w:type="dxa" w:w="5040"/>
+            <w:vAlign w:val="center"/>
           </w:tcPr>
           <w:p>
+            <w:r/>
             <w:r>
               <w:rPr>
-                <w:rFonts w:ascii="Arial" w:hAnsi="Arial" w:eastAsia="Arial"/>
                 <w:b w:val="0"/>
                 <w:sz w:val="20"/>
               </w:rPr>
@@ -243,16 +170,17 @@
         </w:tc>
         <w:tc>
           <w:tcPr>
-            <w:tcW w:type="dxa" w:w="4968"/>
+            <w:tcW w:type="dxa" w:w="5040"/>
+            <w:vAlign w:val="center"/>
           </w:tcPr>
           <w:p>
+            <w:r/>
             <w:r>
               <w:rPr>
-                <w:rFonts w:ascii="Arial" w:hAnsi="Arial" w:eastAsia="Arial"/>
                 <w:b w:val="0"/>
                 <w:sz w:val="20"/>
               </w:rPr>
-              <w:t>Validar campos obrigatórios de clientes, principalmente e-mail.</w:t>
+              <w:t>Validar dados obrigatórios dos clientes, como nome, e-mail, cidade, estado e país.</w:t>
             </w:r>
           </w:p>
         </w:tc>
@@ -260,12 +188,13 @@
       <w:tr>
         <w:tc>
           <w:tcPr>
-            <w:tcW w:type="dxa" w:w="4968"/>
+            <w:tcW w:type="dxa" w:w="5040"/>
+            <w:vAlign w:val="center"/>
           </w:tcPr>
           <w:p>
+            <w:r/>
             <w:r>
               <w:rPr>
-                <w:rFonts w:ascii="Arial" w:hAnsi="Arial" w:eastAsia="Arial"/>
                 <w:b w:val="0"/>
                 <w:sz w:val="20"/>
               </w:rPr>
@@ -275,16 +204,17 @@
         </w:tc>
         <w:tc>
           <w:tcPr>
-            <w:tcW w:type="dxa" w:w="4968"/>
+            <w:tcW w:type="dxa" w:w="5040"/>
+            <w:vAlign w:val="center"/>
           </w:tcPr>
           <w:p>
+            <w:r/>
             <w:r>
               <w:rPr>
-                <w:rFonts w:ascii="Arial" w:hAnsi="Arial" w:eastAsia="Arial"/>
                 <w:b w:val="0"/>
                 <w:sz w:val="20"/>
               </w:rPr>
-              <w:t>Cadastrar, listar, editar e excluir planos de firewall.</w:t>
+              <w:t>Permitir cadastrar, listar, editar e excluir planos de firewall.</w:t>
             </w:r>
           </w:p>
         </w:tc>
@@ -292,12 +222,13 @@
       <w:tr>
         <w:tc>
           <w:tcPr>
-            <w:tcW w:type="dxa" w:w="4968"/>
+            <w:tcW w:type="dxa" w:w="5040"/>
+            <w:vAlign w:val="center"/>
           </w:tcPr>
           <w:p>
+            <w:r/>
             <w:r>
               <w:rPr>
-                <w:rFonts w:ascii="Arial" w:hAnsi="Arial" w:eastAsia="Arial"/>
                 <w:b w:val="0"/>
                 <w:sz w:val="20"/>
               </w:rPr>
@@ -307,16 +238,17 @@
         </w:tc>
         <w:tc>
           <w:tcPr>
-            <w:tcW w:type="dxa" w:w="4968"/>
+            <w:tcW w:type="dxa" w:w="5040"/>
+            <w:vAlign w:val="center"/>
           </w:tcPr>
           <w:p>
+            <w:r/>
             <w:r>
               <w:rPr>
-                <w:rFonts w:ascii="Arial" w:hAnsi="Arial" w:eastAsia="Arial"/>
                 <w:b w:val="0"/>
                 <w:sz w:val="20"/>
               </w:rPr>
-              <w:t>Validar preço positivo e limite de dispositivos não negativo nos planos.</w:t>
+              <w:t>Validar preço positivo e limite de dispositivos nos planos.</w:t>
             </w:r>
           </w:p>
         </w:tc>
@@ -324,12 +256,13 @@
       <w:tr>
         <w:tc>
           <w:tcPr>
-            <w:tcW w:type="dxa" w:w="4968"/>
+            <w:tcW w:type="dxa" w:w="5040"/>
+            <w:vAlign w:val="center"/>
           </w:tcPr>
           <w:p>
+            <w:r/>
             <w:r>
               <w:rPr>
-                <w:rFonts w:ascii="Arial" w:hAnsi="Arial" w:eastAsia="Arial"/>
                 <w:b w:val="0"/>
                 <w:sz w:val="20"/>
               </w:rPr>
@@ -339,16 +272,17 @@
         </w:tc>
         <w:tc>
           <w:tcPr>
-            <w:tcW w:type="dxa" w:w="4968"/>
+            <w:tcW w:type="dxa" w:w="5040"/>
+            <w:vAlign w:val="center"/>
           </w:tcPr>
           <w:p>
+            <w:r/>
             <w:r>
               <w:rPr>
-                <w:rFonts w:ascii="Arial" w:hAnsi="Arial" w:eastAsia="Arial"/>
                 <w:b w:val="0"/>
                 <w:sz w:val="20"/>
               </w:rPr>
-              <w:t>Cadastrar, listar, editar e excluir assinaturas.</w:t>
+              <w:t>Permitir registrar assinaturas vinculadas a clientes e planos.</w:t>
             </w:r>
           </w:p>
         </w:tc>
@@ -356,12 +290,13 @@
       <w:tr>
         <w:tc>
           <w:tcPr>
-            <w:tcW w:type="dxa" w:w="4968"/>
+            <w:tcW w:type="dxa" w:w="5040"/>
+            <w:vAlign w:val="center"/>
           </w:tcPr>
           <w:p>
+            <w:r/>
             <w:r>
               <w:rPr>
-                <w:rFonts w:ascii="Arial" w:hAnsi="Arial" w:eastAsia="Arial"/>
                 <w:b w:val="0"/>
                 <w:sz w:val="20"/>
               </w:rPr>
@@ -371,16 +306,17 @@
         </w:tc>
         <w:tc>
           <w:tcPr>
-            <w:tcW w:type="dxa" w:w="4968"/>
+            <w:tcW w:type="dxa" w:w="5040"/>
+            <w:vAlign w:val="center"/>
           </w:tcPr>
           <w:p>
+            <w:r/>
             <w:r>
               <w:rPr>
-                <w:rFonts w:ascii="Arial" w:hAnsi="Arial" w:eastAsia="Arial"/>
                 <w:b w:val="0"/>
                 <w:sz w:val="20"/>
               </w:rPr>
-              <w:t>Associar assinaturas a clientes e planos.</w:t>
+              <w:t>Permitir cancelar e acompanhar assinaturas.</w:t>
             </w:r>
           </w:p>
         </w:tc>
@@ -388,12 +324,13 @@
       <w:tr>
         <w:tc>
           <w:tcPr>
-            <w:tcW w:type="dxa" w:w="4968"/>
+            <w:tcW w:type="dxa" w:w="5040"/>
+            <w:vAlign w:val="center"/>
           </w:tcPr>
           <w:p>
+            <w:r/>
             <w:r>
               <w:rPr>
-                <w:rFonts w:ascii="Arial" w:hAnsi="Arial" w:eastAsia="Arial"/>
                 <w:b w:val="0"/>
                 <w:sz w:val="20"/>
               </w:rPr>
@@ -403,16 +340,17 @@
         </w:tc>
         <w:tc>
           <w:tcPr>
-            <w:tcW w:type="dxa" w:w="4968"/>
+            <w:tcW w:type="dxa" w:w="5040"/>
+            <w:vAlign w:val="center"/>
           </w:tcPr>
           <w:p>
+            <w:r/>
             <w:r>
               <w:rPr>
-                <w:rFonts w:ascii="Arial" w:hAnsi="Arial" w:eastAsia="Arial"/>
                 <w:b w:val="0"/>
                 <w:sz w:val="20"/>
               </w:rPr>
-              <w:t>Exibir relatório geral com totais, receita, cancelamentos e dados por plano.</w:t>
+              <w:t>Exibir relatórios gerenciais com totais, receita, planos e cancelamentos.</w:t>
             </w:r>
           </w:p>
         </w:tc>
@@ -420,12 +358,13 @@
       <w:tr>
         <w:tc>
           <w:tcPr>
-            <w:tcW w:type="dxa" w:w="4968"/>
+            <w:tcW w:type="dxa" w:w="5040"/>
+            <w:vAlign w:val="center"/>
           </w:tcPr>
           <w:p>
+            <w:r/>
             <w:r>
               <w:rPr>
-                <w:rFonts w:ascii="Arial" w:hAnsi="Arial" w:eastAsia="Arial"/>
                 <w:b w:val="0"/>
                 <w:sz w:val="20"/>
               </w:rPr>
@@ -435,16 +374,17 @@
         </w:tc>
         <w:tc>
           <w:tcPr>
-            <w:tcW w:type="dxa" w:w="4968"/>
+            <w:tcW w:type="dxa" w:w="5040"/>
+            <w:vAlign w:val="center"/>
           </w:tcPr>
           <w:p>
+            <w:r/>
             <w:r>
               <w:rPr>
-                <w:rFonts w:ascii="Arial" w:hAnsi="Arial" w:eastAsia="Arial"/>
                 <w:b w:val="0"/>
                 <w:sz w:val="20"/>
               </w:rPr>
-              <w:t>Exibir análise estratégica de clientes com risco de churn e propensão de compra.</w:t>
+              <w:t>Exibir análise de crescimento estratégico com risco de churn, potencial de crescimento e recomendação.</w:t>
             </w:r>
           </w:p>
         </w:tc>
@@ -452,12 +392,13 @@
       <w:tr>
         <w:tc>
           <w:tcPr>
-            <w:tcW w:type="dxa" w:w="4968"/>
+            <w:tcW w:type="dxa" w:w="5040"/>
+            <w:vAlign w:val="center"/>
           </w:tcPr>
           <w:p>
+            <w:r/>
             <w:r>
               <w:rPr>
-                <w:rFonts w:ascii="Arial" w:hAnsi="Arial" w:eastAsia="Arial"/>
                 <w:b w:val="0"/>
                 <w:sz w:val="20"/>
               </w:rPr>
@@ -467,16 +408,17 @@
         </w:tc>
         <w:tc>
           <w:tcPr>
-            <w:tcW w:type="dxa" w:w="4968"/>
+            <w:tcW w:type="dxa" w:w="5040"/>
+            <w:vAlign w:val="center"/>
           </w:tcPr>
           <w:p>
+            <w:r/>
             <w:r>
               <w:rPr>
-                <w:rFonts w:ascii="Arial" w:hAnsi="Arial" w:eastAsia="Arial"/>
                 <w:b w:val="0"/>
                 <w:sz w:val="20"/>
               </w:rPr>
-              <w:t>Disponibilizar API para integração entre frontend e backend.</w:t>
+              <w:t>Utilizar modelo Random Forest para apoiar a classificação estratégica dos clientes.</w:t>
             </w:r>
           </w:p>
         </w:tc>
@@ -488,12 +430,7 @@
         <w:pStyle w:val="Heading1"/>
       </w:pPr>
       <w:r>
-        <w:rPr>
-          <w:rFonts w:ascii="Arial" w:hAnsi="Arial" w:eastAsia="Arial"/>
-          <w:b/>
-          <w:sz w:val="28"/>
-        </w:rPr>
-        <w:t>5. Requisitos não funcionais</w:t>
+        <w:t>4. Requisitos não funcionais</w:t>
       </w:r>
     </w:p>
     <w:p>
@@ -501,12 +438,7 @@
         <w:pStyle w:val="ListBullet"/>
       </w:pPr>
       <w:r>
-        <w:rPr>
-          <w:rFonts w:ascii="Arial" w:hAnsi="Arial" w:eastAsia="Arial"/>
-          <w:b w:val="0"/>
-          <w:sz w:val="22"/>
-        </w:rPr>
-        <w:t>Interface web responsiva e simples de usar.</w:t>
+        <w:t>Interface web responsiva e de fácil uso.</w:t>
       </w:r>
     </w:p>
     <w:p>
@@ -514,12 +446,7 @@
         <w:pStyle w:val="ListBullet"/>
       </w:pPr>
       <w:r>
-        <w:rPr>
-          <w:rFonts w:ascii="Arial" w:hAnsi="Arial" w:eastAsia="Arial"/>
-          <w:b w:val="0"/>
-          <w:sz w:val="22"/>
-        </w:rPr>
-        <w:t>Backend separado do frontend.</w:t>
+        <w:t>Backend organizado em módulos, controllers e services.</w:t>
       </w:r>
     </w:p>
     <w:p>
@@ -527,11 +454,6 @@
         <w:pStyle w:val="ListBullet"/>
       </w:pPr>
       <w:r>
-        <w:rPr>
-          <w:rFonts w:ascii="Arial" w:hAnsi="Arial" w:eastAsia="Arial"/>
-          <w:b w:val="0"/>
-          <w:sz w:val="22"/>
-        </w:rPr>
         <w:t>Persistência de dados em banco SQLite com Prisma.</w:t>
       </w:r>
     </w:p>
@@ -540,12 +462,7 @@
         <w:pStyle w:val="ListBullet"/>
       </w:pPr>
       <w:r>
-        <w:rPr>
-          <w:rFonts w:ascii="Arial" w:hAnsi="Arial" w:eastAsia="Arial"/>
-          <w:b w:val="0"/>
-          <w:sz w:val="22"/>
-        </w:rPr>
-        <w:t>Código modular usando NestJS no backend.</w:t>
+        <w:t>Código separado por responsabilidades entre frontend, backend e módulo de crescimento estratégico.</w:t>
       </w:r>
     </w:p>
     <w:p>
@@ -553,12 +470,7 @@
         <w:pStyle w:val="ListBullet"/>
       </w:pPr>
       <w:r>
-        <w:rPr>
-          <w:rFonts w:ascii="Arial" w:hAnsi="Arial" w:eastAsia="Arial"/>
-          <w:b w:val="0"/>
-          <w:sz w:val="22"/>
-        </w:rPr>
-        <w:t>Uso de Python e Random Forest para o módulo de crescimento estratégico.</w:t>
+        <w:t>Tratamento de erros nas principais operações.</w:t>
       </w:r>
     </w:p>
     <w:p>
@@ -566,12 +478,7 @@
         <w:pStyle w:val="ListBullet"/>
       </w:pPr>
       <w:r>
-        <w:rPr>
-          <w:rFonts w:ascii="Arial" w:hAnsi="Arial" w:eastAsia="Arial"/>
-          <w:b w:val="0"/>
-          <w:sz w:val="22"/>
-        </w:rPr>
-        <w:t>Sem uso de APIs externas de LLM.</w:t>
+        <w:t>Execução local com instruções documentadas no README.</w:t>
       </w:r>
     </w:p>
     <w:p>
@@ -579,12 +486,7 @@
         <w:pStyle w:val="Heading1"/>
       </w:pPr>
       <w:r>
-        <w:rPr>
-          <w:rFonts w:ascii="Arial" w:hAnsi="Arial" w:eastAsia="Arial"/>
-          <w:b/>
-          <w:sz w:val="28"/>
-        </w:rPr>
-        <w:t>6. Regras de negócio</w:t>
+        <w:t>5. Regras de negócio</w:t>
       </w:r>
     </w:p>
     <w:p>
@@ -592,12 +494,7 @@
         <w:pStyle w:val="ListBullet"/>
       </w:pPr>
       <w:r>
-        <w:rPr>
-          <w:rFonts w:ascii="Arial" w:hAnsi="Arial" w:eastAsia="Arial"/>
-          <w:b w:val="0"/>
-          <w:sz w:val="22"/>
-        </w:rPr>
-        <w:t>Cliente deve possuir nome, e-mail, cidade, estado e país.</w:t>
+        <w:t>Cada cliente pode possuir várias assinaturas.</w:t>
       </w:r>
     </w:p>
     <w:p>
@@ -605,12 +502,7 @@
         <w:pStyle w:val="ListBullet"/>
       </w:pPr>
       <w:r>
-        <w:rPr>
-          <w:rFonts w:ascii="Arial" w:hAnsi="Arial" w:eastAsia="Arial"/>
-          <w:b w:val="0"/>
-          <w:sz w:val="22"/>
-        </w:rPr>
-        <w:t>Plano deve possuir preço mensal, limite de dispositivos, suporte e recursos.</w:t>
+        <w:t>Cada assinatura pertence a um único cliente e a um único plano.</w:t>
       </w:r>
     </w:p>
     <w:p>
@@ -618,12 +510,7 @@
         <w:pStyle w:val="ListBullet"/>
       </w:pPr>
       <w:r>
-        <w:rPr>
-          <w:rFonts w:ascii="Arial" w:hAnsi="Arial" w:eastAsia="Arial"/>
-          <w:b w:val="0"/>
-          <w:sz w:val="22"/>
-        </w:rPr>
-        <w:t>Assinatura deve estar relacionada a um cliente e a um plano.</w:t>
+        <w:t>Cada plano pode estar presente em várias assinaturas.</w:t>
       </w:r>
     </w:p>
     <w:p>
@@ -631,12 +518,7 @@
         <w:pStyle w:val="ListBullet"/>
       </w:pPr>
       <w:r>
-        <w:rPr>
-          <w:rFonts w:ascii="Arial" w:hAnsi="Arial" w:eastAsia="Arial"/>
-          <w:b w:val="0"/>
-          <w:sz w:val="22"/>
-        </w:rPr>
-        <w:t>Assinaturas podem estar ativas ou canceladas.</w:t>
+        <w:t>Assinaturas ativas contribuem para a receita mensal ativa.</w:t>
       </w:r>
     </w:p>
     <w:p>
@@ -644,12 +526,7 @@
         <w:pStyle w:val="ListBullet"/>
       </w:pPr>
       <w:r>
-        <w:rPr>
-          <w:rFonts w:ascii="Arial" w:hAnsi="Arial" w:eastAsia="Arial"/>
-          <w:b w:val="0"/>
-          <w:sz w:val="22"/>
-        </w:rPr>
-        <w:t>A receita mensal ativa considera apenas assinaturas com status ativo.</w:t>
+        <w:t>Assinaturas canceladas compõem a taxa de cancelamento.</w:t>
       </w:r>
     </w:p>
     <w:p>
@@ -657,12 +534,15 @@
         <w:pStyle w:val="ListBullet"/>
       </w:pPr>
       <w:r>
-        <w:rPr>
-          <w:rFonts w:ascii="Arial" w:hAnsi="Arial" w:eastAsia="Arial"/>
-          <w:b w:val="0"/>
-          <w:sz w:val="22"/>
-        </w:rPr>
-        <w:t>A taxa de cancelamento considera a relação entre assinaturas canceladas e total de assinaturas.</w:t>
+        <w:t>Clientes cancelados devem ser tratados como churn confirmado, e não apenas como risco futuro.</w:t>
+      </w:r>
+    </w:p>
+    <w:p>
+      <w:pPr>
+        <w:pStyle w:val="ListBullet"/>
+      </w:pPr>
+      <w:r>
+        <w:t>Clientes ativos podem ser classificados por risco de churn e potencial de crescimento.</w:t>
       </w:r>
     </w:p>
     <w:p>
@@ -670,12 +550,7 @@
         <w:pStyle w:val="Heading1"/>
       </w:pPr>
       <w:r>
-        <w:rPr>
-          <w:rFonts w:ascii="Arial" w:hAnsi="Arial" w:eastAsia="Arial"/>
-          <w:b/>
-          <w:sz w:val="28"/>
-        </w:rPr>
-        <w:t>7. Tecnologias</w:t>
+        <w:t>6. Tecnologias utilizadas</w:t>
       </w:r>
     </w:p>
     <w:p>
@@ -683,11 +558,6 @@
         <w:pStyle w:val="ListBullet"/>
       </w:pPr>
       <w:r>
-        <w:rPr>
-          <w:rFonts w:ascii="Arial" w:hAnsi="Arial" w:eastAsia="Arial"/>
-          <w:b w:val="0"/>
-          <w:sz w:val="22"/>
-        </w:rPr>
         <w:t>Frontend: Next.js, React e TypeScript.</w:t>
       </w:r>
     </w:p>
@@ -696,12 +566,7 @@
         <w:pStyle w:val="ListBullet"/>
       </w:pPr>
       <w:r>
-        <w:rPr>
-          <w:rFonts w:ascii="Arial" w:hAnsi="Arial" w:eastAsia="Arial"/>
-          <w:b w:val="0"/>
-          <w:sz w:val="22"/>
-        </w:rPr>
-        <w:t>Backend: NestJS, TypeScript, Prisma 6.19.2 e SQLite.</w:t>
+        <w:t>Backend: NestJS, TypeScript, Prisma e SQLite.</w:t>
       </w:r>
     </w:p>
     <w:p>
@@ -709,17 +574,36 @@
         <w:pStyle w:val="ListBullet"/>
       </w:pPr>
       <w:r>
-        <w:rPr>
-          <w:rFonts w:ascii="Arial" w:hAnsi="Arial" w:eastAsia="Arial"/>
-          <w:b w:val="0"/>
-          <w:sz w:val="22"/>
-        </w:rPr>
-        <w:t>IA: Python 3.12.1, Pandas, Scikit-learn, Joblib e Random Forest.</w:t>
+        <w:t>Crescimento estratégico: Python, Pandas, Scikit-learn, Joblib e Random Forest.</w:t>
+      </w:r>
+    </w:p>
+    <w:p>
+      <w:pPr>
+        <w:pStyle w:val="ListBullet"/>
+      </w:pPr>
+      <w:r>
+        <w:t>Controle de versão: Git e GitHub.</w:t>
+      </w:r>
+    </w:p>
+    <w:p>
+      <w:pPr>
+        <w:pStyle w:val="Heading1"/>
+      </w:pPr>
+      <w:r>
+        <w:t>7. Observação sobre o domínio</w:t>
+      </w:r>
+    </w:p>
+    <w:p>
+      <w:pPr>
+        <w:jc w:val="both"/>
+      </w:pPr>
+      <w:r>
+        <w:t>No contexto do projeto, os planos de firewall representam os produtos oferecidos pela empresa, enquanto as assinaturas representam os pedidos ou contratações realizadas pelos clientes.</w:t>
       </w:r>
     </w:p>
     <w:sectPr>
       <w:pgSz w:w="12240" w:h="15840"/>
-      <w:pgMar w:top="1008" w:right="1152" w:bottom="1008" w:left="1152" w:header="720" w:footer="720" w:gutter="0"/>
+      <w:pgMar w:top="936" w:right="1080" w:bottom="936" w:left="1080" w:header="720" w:footer="720" w:gutter="0"/>
       <w:cols w:space="720"/>
       <w:docGrid w:linePitch="360"/>
     </w:sectPr>
@@ -1090,9 +974,12 @@
     <w:name w:val="Normal"/>
     <w:qFormat/>
     <w:rsid w:val="00FC693F"/>
+    <w:pPr>
+      <w:spacing w:after="120"/>
+    </w:pPr>
     <w:rPr>
       <w:rFonts w:ascii="Arial" w:hAnsi="Arial" w:eastAsia="Arial"/>
-      <w:sz w:val="22"/>
+      <w:sz w:val="21"/>
     </w:rPr>
   </w:style>
   <w:style w:type="paragraph" w:styleId="Header">
@@ -1154,11 +1041,11 @@
       <w:outlineLvl w:val="0"/>
     </w:pPr>
     <w:rPr>
-      <w:rFonts w:asciiTheme="majorHAnsi" w:eastAsiaTheme="majorEastAsia" w:hAnsiTheme="majorHAnsi" w:cstheme="majorBidi"/>
+      <w:rFonts w:asciiTheme="majorHAnsi" w:eastAsiaTheme="majorEastAsia" w:hAnsiTheme="majorHAnsi" w:cstheme="majorBidi" w:ascii="Arial" w:hAnsi="Arial" w:eastAsia="Arial"/>
       <w:b/>
       <w:bCs/>
-      <w:color w:val="365F91" w:themeColor="accent1" w:themeShade="BF"/>
-      <w:sz w:val="28"/>
+      <w:color w:val="1F4E79"/>
+      <w:sz w:val="30"/>
       <w:szCs w:val="28"/>
     </w:rPr>
   </w:style>
@@ -1178,11 +1065,11 @@
       <w:outlineLvl w:val="1"/>
     </w:pPr>
     <w:rPr>
-      <w:rFonts w:asciiTheme="majorHAnsi" w:eastAsiaTheme="majorEastAsia" w:hAnsiTheme="majorHAnsi" w:cstheme="majorBidi"/>
+      <w:rFonts w:asciiTheme="majorHAnsi" w:eastAsiaTheme="majorEastAsia" w:hAnsiTheme="majorHAnsi" w:cstheme="majorBidi" w:ascii="Arial" w:hAnsi="Arial" w:eastAsia="Arial"/>
       <w:b/>
       <w:bCs/>
-      <w:color w:val="4F81BD" w:themeColor="accent1"/>
-      <w:sz w:val="26"/>
+      <w:color w:val="1F4E79"/>
+      <w:sz w:val="24"/>
       <w:szCs w:val="26"/>
     </w:rPr>
   </w:style>
@@ -1443,11 +1330,12 @@
       <w:contextualSpacing/>
     </w:pPr>
     <w:rPr>
-      <w:rFonts w:asciiTheme="majorHAnsi" w:eastAsiaTheme="majorEastAsia" w:hAnsiTheme="majorHAnsi" w:cstheme="majorBidi"/>
-      <w:color w:val="17365D" w:themeColor="text2" w:themeShade="BF"/>
+      <w:rFonts w:asciiTheme="majorHAnsi" w:eastAsiaTheme="majorEastAsia" w:hAnsiTheme="majorHAnsi" w:cstheme="majorBidi" w:ascii="Arial" w:hAnsi="Arial" w:eastAsia="Arial"/>
+      <w:b/>
+      <w:color w:val="1F4E79"/>
       <w:spacing w:val="5"/>
       <w:kern w:val="28"/>
-      <w:sz w:val="52"/>
+      <w:sz w:val="40"/>
       <w:szCs w:val="52"/>
     </w:rPr>
   </w:style>
